--- a/Assignment 1/Obesity Predictions Report.docx
+++ b/Assignment 1/Obesity Predictions Report.docx
@@ -237,13 +237,8 @@
         <w:ind w:firstLine="720"/>
       </w:pPr>
       <w:r>
-        <w:t xml:space="preserve">In this segment we will be analyzing the dataset to get a better understanding of what columns will aid in classifying a person’s obesity. We will also look for any potential anomalies such as missing data or duplicated data that can hinder our progress. Also, we will analyze the data for </w:t>
-      </w:r>
-      <w:proofErr w:type="gramStart"/>
-      <w:r>
-        <w:t>an</w:t>
-      </w:r>
-      <w:proofErr w:type="gramEnd"/>
+        <w:t>In this segment we will be analyzing the dataset to get a better understanding of what columns will aid in classifying a person’s obesity. We will also look for any potential anomalies such as missing data or duplicated data that can hinder our progress. Also, we will analyze the data for an</w:t>
+      </w:r>
       <w:r>
         <w:tab/>
       </w:r>
@@ -527,6 +522,9 @@
         <w:t xml:space="preserve"> </w:t>
       </w:r>
       <w:r>
+        <w:rPr>
+          <w:noProof/>
+        </w:rPr>
         <w:drawing>
           <wp:inline distT="0" distB="0" distL="0" distR="0" wp14:anchorId="6DFEE6CC" wp14:editId="2FE8EC2A">
             <wp:extent cx="3071470" cy="3656076"/>
@@ -662,6 +660,9 @@
     </w:p>
     <w:p>
       <w:r>
+        <w:rPr>
+          <w:noProof/>
+        </w:rPr>
         <w:drawing>
           <wp:inline distT="0" distB="0" distL="0" distR="0" wp14:anchorId="54C79787" wp14:editId="115928EF">
             <wp:extent cx="5943600" cy="5943600"/>
@@ -893,15 +894,7 @@
         <w:t>begin,</w:t>
       </w:r>
       <w:r>
-        <w:t xml:space="preserve"> we will be analyzing Figure 6 heatmap to identify which columns are significant based on the strong </w:t>
-      </w:r>
-      <w:proofErr w:type="spellStart"/>
-      <w:r>
-        <w:t>colour</w:t>
-      </w:r>
-      <w:proofErr w:type="spellEnd"/>
-      <w:r>
-        <w:t xml:space="preserve"> of the column. From what we can see here there are 4 columns that spark interest. These are </w:t>
+        <w:t xml:space="preserve"> we will be analyzing Figure 6 heatmap to identify which columns are significant based on the strong colour of the column. From what we can see here there are 4 columns that spark interest. These are </w:t>
       </w:r>
       <w:r>
         <w:rPr>
@@ -1094,6 +1087,9 @@
         <w:jc w:val="center"/>
       </w:pPr>
       <w:r>
+        <w:rPr>
+          <w:noProof/>
+        </w:rPr>
         <w:lastRenderedPageBreak/>
         <w:drawing>
           <wp:inline distT="0" distB="0" distL="0" distR="0" wp14:anchorId="3803B120" wp14:editId="2B179555">
@@ -1137,6 +1133,9 @@
         <w:jc w:val="center"/>
       </w:pPr>
       <w:r>
+        <w:rPr>
+          <w:noProof/>
+        </w:rPr>
         <w:lastRenderedPageBreak/>
         <w:drawing>
           <wp:inline distT="0" distB="0" distL="0" distR="0" wp14:anchorId="7A6009D5" wp14:editId="5F3D32C8">
@@ -1181,6 +1180,9 @@
         <w:t xml:space="preserve"> </w:t>
       </w:r>
       <w:r>
+        <w:rPr>
+          <w:noProof/>
+        </w:rPr>
         <w:drawing>
           <wp:inline distT="0" distB="0" distL="0" distR="0" wp14:anchorId="6E6B2AAA" wp14:editId="6C310F1A">
             <wp:extent cx="5943600" cy="4457700"/>
@@ -1223,6 +1225,9 @@
         <w:jc w:val="center"/>
       </w:pPr>
       <w:r>
+        <w:rPr>
+          <w:noProof/>
+        </w:rPr>
         <w:lastRenderedPageBreak/>
         <w:drawing>
           <wp:inline distT="0" distB="0" distL="0" distR="0" wp14:anchorId="65C20E99" wp14:editId="1A59028D">
@@ -1268,6 +1273,25 @@
         </w:drawing>
       </w:r>
     </w:p>
+    <w:p>
+      <w:pPr>
+        <w:jc w:val="center"/>
+      </w:pPr>
+    </w:p>
+    <w:p>
+      <w:pPr>
+        <w:jc w:val="center"/>
+      </w:pPr>
+    </w:p>
+    <w:p>
+      <w:pPr>
+        <w:pStyle w:val="Heading3"/>
+      </w:pPr>
+      <w:r>
+        <w:t>Model Feature Selection</w:t>
+      </w:r>
+    </w:p>
+    <w:p/>
     <w:sectPr>
       <w:pgSz w:w="12240" w:h="15840"/>
       <w:pgMar w:top="1440" w:right="1440" w:bottom="1440" w:left="1440" w:header="720" w:footer="720" w:gutter="0"/>
